--- a/output/参赛材料/本科组_Track1_第二队/Task01/Final/Track01_Task01_第二队_檐下千秋_AI协作记录.docx
+++ b/output/参赛材料/本科组_Track1_第二队/Task01/Final/Track01_Task01_第二队_檐下千秋_AI协作记录.docx
@@ -150,7 +150,7 @@
           <w:color w:val="000000"/>
           <w:sz w:val="24"/>
         </w:rPr>
-        <w:t>日期：2026年9月17日</w:t>
+        <w:t>日期：2026年9月30日</w:t>
       </w:r>
     </w:p>
     <w:p>
@@ -219,7 +219,7 @@
           <w:color w:val="000000"/>
           <w:sz w:val="24"/>
         </w:rPr>
-        <w:t>本记录属于上海商学院第二队、本科组交互赛道小游戏项目《檐下千秋》。完整记录由原项目文件与2026年9月17日本机导出构成。正式文档提供审阅索引、工作流和代表对话摘录；逐条完整可见对话为Original中的MD，工具调用与结果为同名JSONL。摘录不替代全文。</w:t>
+        <w:t>本记录属于上海商学院第二队、本科组交互赛道小游戏项目《檐下千秋》。完整记录由原项目文件与2026年9月30日更新的本机导出构成。正式文档提供审阅索引、工作流和代表对话摘录；逐条完整可见对话为Original中的MD，工具调用与结果为同名JSONL。摘录不替代全文。</w:t>
       </w:r>
     </w:p>
     <w:p>
@@ -357,7 +357,7 @@
           <w:color w:val="000000"/>
           <w:sz w:val="24"/>
         </w:rPr>
-        <w:t>会话标识：01a09e5e-eeb8-7133-b809-eb42cc7353a3。可见消息32条，导出事件301条。</w:t>
+        <w:t>会话标识：01a09e5e-eeb8-7133-b809-eb42cc7353a3。本次索引登记可见消息32条，导出事件301条。</w:t>
       </w:r>
     </w:p>
     <w:p>
@@ -653,7 +653,7 @@
           <w:color w:val="000000"/>
           <w:sz w:val="24"/>
         </w:rPr>
-        <w:t>檐下千秋-只读评审报告-2026-09-13.md: C:\Users\Admin\Documents\GitHub\檐下千秋-只读评审报告-2026-09-13.md</w:t>
+        <w:t>檐下千秋-只读评审报告-2026-09-13.md: &lt;USER_HOME&gt;\Documents\GitHub\檐下千秋-只读评审报告-2026-09-13.md</w:t>
       </w:r>
     </w:p>
     <w:p>
@@ -751,7 +751,7 @@
           <w:color w:val="000000"/>
           <w:sz w:val="24"/>
         </w:rPr>
-        <w:t>[下载《檐下千秋》v9 Windows x64 发行包](C:/Users/Admin/Documents/GitHub/BRICS-Skills-Competition/dist/檐下千秋-v9-Windows-x64-20260914.zip)</w:t>
+        <w:t>[下载《檐下千秋》v9 Windows x64 发行包](&lt;USER_HOME&gt;/Documents/GitHub/BRICS-Skills-Competition/dist/檐下千秋-v9-Windows-x64-20260914.zip)</w:t>
       </w:r>
     </w:p>
     <w:p>
@@ -1853,7 +1853,7 @@
           <w:color w:val="000000"/>
           <w:sz w:val="24"/>
         </w:rPr>
-        <w:t>早期策划出现账号、较少篇章、章节解锁消耗及不可逆失败等约定。后续依据真实可玩性改为本地单人、五章十任务、免费章节解锁和零</w:t>
+        <w:t>早期策划出现账号、较少篇章、章节解锁消耗及不可逆失败等约定。后续依据真实可玩性改为本地单人、五章十任务、免费章节解锁和零墨痕回溯；旧文件保留，正式交付对应v19，本文对话摘录保留其历史日期。世界观、角色身份与文化主题延续，修订集中在可玩规则与完成范围。</w:t>
       </w:r>
       <w:r>
         <w:rPr>
@@ -1863,7 +1863,7 @@
           <w:sz w:val="24"/>
           <w:shd w:fill="D9EAF7"/>
         </w:rPr>
-        <w:t>墨痕</w:t>
+        <w:t/>
       </w:r>
       <w:r>
         <w:footnoteReference w:id="6"/>
@@ -1876,7 +1876,7 @@
           <w:sz w:val="24"/>
           <w:shd w:fill="D9EAF7"/>
         </w:rPr>
-        <w:t>回溯</w:t>
+        <w:t/>
       </w:r>
       <w:r>
         <w:footnoteReference w:id="7"/>
@@ -1888,7 +1888,7 @@
           <w:color w:val="000000"/>
           <w:sz w:val="24"/>
         </w:rPr>
-        <w:t>；旧文件保留，正式策划以v10实现为准。世界观、角色身份与文化主题延续，修订集中在可玩规则与完成范围。</w:t>
+        <w:t/>
       </w:r>
     </w:p>
     <w:p>
@@ -1916,7 +1916,7 @@
           <w:color w:val="000000"/>
           <w:sz w:val="24"/>
         </w:rPr>
-        <w:t>共导出25个相关会话，其中Codex 20个、DeepSeek harness 5个，共358条用户与助手可见消息。机器可核验档案集中于Task03/Original/</w:t>
+        <w:t>截至2026年9月30日，共整理30个会话：Codex 25个、DeepSeek 5个。37个Codex日志片段已合并。完整档案及来源哈希见Task03/Original/AI协作记录/本机会话导出；原有文案、Kimi对话及生成截图继续保留。</w:t>
       </w:r>
       <w:r>
         <w:rPr>
@@ -1925,7 +1925,7 @@
           <w:color w:val="000000"/>
           <w:sz w:val="24"/>
         </w:rPr>
-        <w:t>AI</w:t>
+        <w:t/>
       </w:r>
       <w:r>
         <w:rPr>
@@ -1934,7 +1934,7 @@
           <w:color w:val="000000"/>
           <w:sz w:val="24"/>
         </w:rPr>
-        <w:t>协作记录/本机会话导出，Task01和Task02另提供指向索引。原项目已有的DeepSeek文案会话、Kimi对话和生成截图继续保留。</w:t>
+        <w:t/>
       </w:r>
     </w:p>
     <w:p>
@@ -1948,7 +1948,7 @@
           <w:color w:val="000000"/>
           <w:sz w:val="24"/>
         </w:rPr>
-        <w:t>按工作目录与内容筛选，排除无关咨询、空会话、审批审计和本次整理会话；DeepSeek优先读取v3并登记旧版文件名。档案记录会话ID、时间及来源/导出</w:t>
+        <w:t>仅保留项目相关的可见对话及工具记录，本次整理会话纳入快照。排除内部推理、系统指令和审批审计；密钥与个人路径脱敏。长输出截断规则、原文件及导出哈希见索引，缺失对话不补写。</w:t>
       </w:r>
       <w:r>
         <w:rPr>
@@ -1958,7 +1958,7 @@
           <w:sz w:val="24"/>
           <w:shd w:fill="D9EAF7"/>
         </w:rPr>
-        <w:t>SHA256</w:t>
+        <w:t/>
       </w:r>
       <w:r>
         <w:footnoteReference w:id="8"/>
@@ -1970,7 +1970,7 @@
           <w:color w:val="000000"/>
           <w:sz w:val="24"/>
         </w:rPr>
-        <w:t>，不含系统配置、插件推荐、内部推理和流式重复片段；密钥脱敏，原本缺失不补写。工作流为事后整理，摘录与全文均保留原对话含义。</w:t>
+        <w:t/>
       </w:r>
     </w:p>
     <w:sectPr>
